--- a/products-storage/13-raschet-metrami/56-pervyy-den-do-podpisi.docx
+++ b/products-storage/13-raschet-metrami/56-pervyy-den-do-podpisi.docx
@@ -113,7 +113,7 @@
           <w:color w:val="303438"/>
           <w:sz w:val="18"/>
         </w:rPr>
-        <w:t>Используйте словарь полей (50). По строящемуся объекту направьте запрос 53; при уступке по ДДУ — запрос 54 о наполнении счёта эскроу. По готовому объекту запросите подтверждения прав и обременений по ЕГРН. Запросите банковское подтверждение поступления денег, сведения о ДДУ, разрешениях, вводе и передаче. Укажите срок и адрес ответа.</w:t>
+        <w:t>Используйте словарь 50. По строящемуся объекту направьте запрос 53; при уступке существующего ДДУ — запрос 54 о внесённых средствах и остатке обязательства. По новому ДДУ до подписания проверьте источник денег и порядок пополнения после регистрации, а затем сохраните банковское подтверждение. По готовому объекту проверьте право и обременения по ЕГРН. Зафиксируйте адресата, срок ответа и недостающие документы.</w:t>
       </w:r>
     </w:p>
     <w:p>
@@ -169,7 +169,7 @@
           <w:color w:val="303438"/>
           <w:sz w:val="18"/>
         </w:rPr>
-        <w:t>Заинтересованы в сделке, но подписываем после проверки документов банка, стадии передачи и условий уступки. Работы в счёт недвижимости до оформления проверенной формы расчёта не начинаем.</w:t>
+        <w:t>Заинтересованы в сделке; решение принимаем после проверки прав, обязательств и денег. При уступке проверяем существующий ДДУ, банковские подтверждения и перевод долга; при новом ДДУ — источник денег и внесение на эскроу после регистрации; по готовому объекту — право и обременения. Начало работ и погашение долга привязываем к документально согласованным условиям.</w:t>
       </w:r>
     </w:p>
     <w:p>
@@ -227,6 +227,10 @@
         <w:gridCol w:w="4320"/>
       </w:tblGrid>
       <w:tr>
+        <w:trPr>
+          <w:tblHeader/>
+          <w:cantSplit/>
+        </w:trPr>
         <w:tc>
           <w:tcPr>
             <w:tcW w:type="dxa" w:w="4320"/>
@@ -259,6 +263,9 @@
         </w:tc>
       </w:tr>
       <w:tr>
+        <w:trPr>
+          <w:cantSplit/>
+        </w:trPr>
         <w:tc>
           <w:tcPr>
             <w:tcW w:type="dxa" w:w="4320"/>
@@ -291,6 +298,9 @@
         </w:tc>
       </w:tr>
       <w:tr>
+        <w:trPr>
+          <w:cantSplit/>
+        </w:trPr>
         <w:tc>
           <w:tcPr>
             <w:tcW w:type="dxa" w:w="4320"/>
@@ -317,12 +327,15 @@
                 <w:color w:val="303438"/>
                 <w:sz w:val="16"/>
               </w:rPr>
-              <w:t>Запрос уже направлен. До банковского подтверждения оплату ДДУ не считаем проверенной.</w:t>
+              <w:t>При уступке внесённую сумму и остаток проверяем по банковскому документу. Для нового ДДУ заранее согласуем источник денег; внесение на эскроу выполняется после регистрации.</w:t>
             </w:r>
           </w:p>
         </w:tc>
       </w:tr>
       <w:tr>
+        <w:trPr>
+          <w:cantSplit/>
+        </w:trPr>
         <w:tc>
           <w:tcPr>
             <w:tcW w:type="dxa" w:w="4320"/>
@@ -355,6 +368,9 @@
         </w:tc>
       </w:tr>
       <w:tr>
+        <w:trPr>
+          <w:cantSplit/>
+        </w:trPr>
         <w:tc>
           <w:tcPr>
             <w:tcW w:type="dxa" w:w="4320"/>
@@ -387,6 +403,48 @@
         </w:tc>
       </w:tr>
     </w:tbl>
+    <w:p>
+      <w:pPr>
+        <w:keepNext/>
+      </w:pPr>
+      <w:r>
+        <w:rPr>
+          <w:b/>
+          <w:sz w:val="20"/>
+        </w:rPr>
+        <w:t>Нормативные основания · проверено 21.10.2026</w:t>
+      </w:r>
+    </w:p>
+    <w:p>
+      <w:pPr>
+        <w:spacing w:after="60"/>
+      </w:pPr>
+      <w:hyperlink r:id="rId11">
+        <w:r>
+          <w:rPr>
+            <w:color w:val="806238"/>
+            <w:sz w:val="18"/>
+            <w:u w:val="single"/>
+          </w:rPr>
+          <w:t>Закон № 214-ФЗ, ст. 11 — условия уступки</w:t>
+        </w:r>
+      </w:hyperlink>
+    </w:p>
+    <w:p>
+      <w:pPr>
+        <w:spacing w:after="60"/>
+      </w:pPr>
+      <w:hyperlink r:id="rId12">
+        <w:r>
+          <w:rPr>
+            <w:color w:val="806238"/>
+            <w:sz w:val="18"/>
+            <w:u w:val="single"/>
+          </w:rPr>
+          <w:t>Закон № 214-ФЗ, ст. 15.5, ч. 4 — последовательность оплаты нового ДДУ</w:t>
+        </w:r>
+      </w:hyperlink>
+    </w:p>
     <w:sectPr>
       <w:headerReference w:type="default" r:id="rId9"/>
       <w:footerReference w:type="default" r:id="rId10"/>
